--- a/Volume 1/Chapter 02 - Language Fundamentals/SPA_Vol1_Ch2_Lesson2_5a_EXTENDED_Loops.docx
+++ b/Volume 1/Chapter 02 - Language Fundamentals/SPA_Vol1_Ch2_Lesson2_5a_EXTENDED_Loops.docx
@@ -967,7 +967,6 @@
     <w:p>
       <w:pPr>
         <w:pStyle w:val="CommandBlock"/>
-        <w:keepNext/>
       </w:pPr>
       <w:r>
         <w:t xml:space="preserve">    Out-Null</w:t>
@@ -975,42 +974,136 @@
     </w:p>
     <w:p>
       <w:pPr>
+        <w:keepNext/>
+      </w:pPr>
+    </w:p>
+    <w:p>
+      <w:pPr>
+        <w:keepNext/>
+      </w:pPr>
+      <w:r>
+        <w:t>Next, let the tools create the Rust and Solidity projects: cargo init writes Cargo.toml, Remove-Item deletes the starter main.rs because the programs are in src\bin, and forge init --empty makes the Foundry project.</w:t>
+      </w:r>
+    </w:p>
+    <w:p>
+      <w:pPr>
+        <w:keepNext/>
+      </w:pPr>
+    </w:p>
+    <w:p>
+      <w:pPr>
         <w:pStyle w:val="CommandBlock"/>
         <w:keepNext/>
       </w:pPr>
       <w:r>
-        <w:t>New-Item -ItemType Directory -Force `</w:t>
+        <w:t>cargo init .\rust --name loops --vcs none</w:t>
       </w:r>
     </w:p>
     <w:p>
       <w:pPr>
         <w:pStyle w:val="CommandBlock"/>
-      </w:pPr>
-      <w:r>
-        <w:t xml:space="preserve">    "$HOME\spa\lesson-2.5-extended\solidity\script" | Out-Null</w:t>
-      </w:r>
-    </w:p>
-    <w:p>
-      <w:pPr>
-        <w:keepNext/>
-      </w:pPr>
-    </w:p>
-    <w:p>
-      <w:pPr>
-        <w:keepNext/>
-      </w:pPr>
-      <w:r>
-        <w:t>Save each file from this lesson into the matching path in the project layout. As in Chapter 1, notepad .\rust\Cargo.toml creates and opens one: choose Yes, type the file, save it with Ctrl+S, and close Notepad. Then install forge-std, Foundry's standard library, into the Solidity project. Linux Assembly runs in WSL or on a Linux computer.</w:t>
-      </w:r>
-    </w:p>
-    <w:p>
-      <w:pPr>
-        <w:keepNext/>
-      </w:pPr>
+        <w:keepNext/>
+      </w:pPr>
+      <w:r>
+        <w:t>Remove-Item .\rust\src\main.rs</w:t>
+      </w:r>
     </w:p>
     <w:p>
       <w:pPr>
         <w:pStyle w:val="CommandBlock"/>
+      </w:pPr>
+      <w:r>
+        <w:t>forge init .\solidity --empty --no-git --offline</w:t>
+      </w:r>
+    </w:p>
+    <w:p>
+      <w:pPr>
+        <w:keepNext/>
+      </w:pPr>
+    </w:p>
+    <w:p>
+      <w:r>
+        <w:t>Then replace the foundry.toml that forge init wrote with this lesson's settings. notepad .\solidity\foundry.toml opens it: select everything with Ctrl+A, type the file below in its place, save it with Ctrl+S, and close Notepad.</w:t>
+      </w:r>
+    </w:p>
+    <w:p>
+      <w:pPr>
+        <w:keepNext/>
+      </w:pPr>
+    </w:p>
+    <w:p>
+      <w:pPr>
+        <w:pStyle w:val="Heading3"/>
+      </w:pPr>
+      <w:r>
+        <w:t>solidity/foundry.toml</w:t>
+      </w:r>
+    </w:p>
+    <w:p>
+      <w:pPr>
+        <w:pStyle w:val="SourceCode"/>
+        <w:keepNext/>
+      </w:pPr>
+      <w:r>
+        <w:t>[profile.default]</w:t>
+      </w:r>
+    </w:p>
+    <w:p>
+      <w:pPr>
+        <w:pStyle w:val="SourceCode"/>
+        <w:keepNext/>
+      </w:pPr>
+      <w:r>
+        <w:t># The scripts in script/ are the only Solidity sources in this project.</w:t>
+      </w:r>
+    </w:p>
+    <w:p>
+      <w:pPr>
+        <w:pStyle w:val="SourceCode"/>
+        <w:keepNext/>
+      </w:pPr>
+      <w:r>
+        <w:t>src = "script"</w:t>
+      </w:r>
+    </w:p>
+    <w:p>
+      <w:pPr>
+        <w:pStyle w:val="SourceCode"/>
+        <w:keepNext/>
+      </w:pPr>
+      <w:r>
+        <w:t># forge install puts forge-std in lib/.</w:t>
+      </w:r>
+    </w:p>
+    <w:p>
+      <w:pPr>
+        <w:pStyle w:val="SourceCode"/>
+      </w:pPr>
+      <w:r>
+        <w:t>libs = ["lib"]</w:t>
+      </w:r>
+    </w:p>
+    <w:p>
+      <w:pPr>
+        <w:keepNext/>
+      </w:pPr>
+    </w:p>
+    <w:p>
+      <w:pPr>
+        <w:keepNext/>
+      </w:pPr>
+      <w:r>
+        <w:t>Then install forge-std, Foundry's standard library, into the Solidity project.</w:t>
+      </w:r>
+    </w:p>
+    <w:p>
+      <w:pPr>
+        <w:keepNext/>
+      </w:pPr>
+    </w:p>
+    <w:p>
+      <w:pPr>
+        <w:pStyle w:val="CommandBlock"/>
         <w:keepNext/>
       </w:pPr>
       <w:r>
@@ -1040,6 +1133,16 @@
       </w:pPr>
     </w:p>
     <w:p>
+      <w:r>
+        <w:t>You save each source file in its language's section below, as each is shown. As in Chapter 1, notepad .\rust\src\bin\basic_loops.rs creates and opens one: choose Yes, type the file, save it with Ctrl+S, and close Notepad. Linux Assembly runs in WSL or on a Linux computer.</w:t>
+      </w:r>
+    </w:p>
+    <w:p>
+      <w:pPr>
+        <w:keepNext/>
+      </w:pPr>
+    </w:p>
+    <w:p>
       <w:pPr>
         <w:keepNext/>
       </w:pPr>
@@ -1080,7 +1183,7 @@
         <w:keepNext/>
       </w:pPr>
       <w:r>
-        <w:t>mkdir -p "$HOME/spa/lesson-2.5-extended/"{rust/src/bin,solidity/script}</w:t>
+        <w:t>mkdir -p "$HOME/spa/lesson-2.5-extended/rust/src/bin"</w:t>
       </w:r>
     </w:p>
     <w:p>
@@ -1101,7 +1204,7 @@
         <w:keepNext/>
       </w:pPr>
       <w:r>
-        <w:t>Save each file from this lesson into the matching path in the project layout. As in Chapter 1, nano ./rust/Cargo.toml creates and opens one: type the file, then save and close it with Ctrl+O, Enter, then Ctrl+X. Then install forge-std.</w:t>
+        <w:t>Then create the Rust and Solidity projects with the same commands as on Windows; rm deletes the starter main.rs.</w:t>
       </w:r>
     </w:p>
     <w:p>
@@ -1112,6 +1215,50 @@
     <w:p>
       <w:pPr>
         <w:pStyle w:val="CommandBlock"/>
+        <w:keepNext/>
+      </w:pPr>
+      <w:r>
+        <w:t>cargo init ./rust --name loops --vcs none</w:t>
+      </w:r>
+    </w:p>
+    <w:p>
+      <w:pPr>
+        <w:pStyle w:val="CommandBlock"/>
+        <w:keepNext/>
+      </w:pPr>
+      <w:r>
+        <w:t>rm ./rust/src/main.rs</w:t>
+      </w:r>
+    </w:p>
+    <w:p>
+      <w:pPr>
+        <w:pStyle w:val="CommandBlock"/>
+      </w:pPr>
+      <w:r>
+        <w:t>forge init ./solidity --empty --no-git --offline</w:t>
+      </w:r>
+    </w:p>
+    <w:p>
+      <w:pPr>
+        <w:keepNext/>
+      </w:pPr>
+    </w:p>
+    <w:p>
+      <w:pPr>
+        <w:keepNext/>
+      </w:pPr>
+      <w:r>
+        <w:t>Replace solidity/foundry.toml with the file shown in the Windows setup; nano ./solidity/foundry.toml opens it. Then install forge-std.</w:t>
+      </w:r>
+    </w:p>
+    <w:p>
+      <w:pPr>
+        <w:keepNext/>
+      </w:pPr>
+    </w:p>
+    <w:p>
+      <w:pPr>
+        <w:pStyle w:val="CommandBlock"/>
       </w:pPr>
       <w:r>
         <w:t>(cd ./solidity &amp;&amp; forge install foundry-rs/forge-std@v1.16.2 --no-git)</w:t>
@@ -1123,6 +1270,16 @@
       </w:pPr>
     </w:p>
     <w:p>
+      <w:r>
+        <w:t>You save each source file in its language's section below, as each is shown. As in Chapter 1, nano ./rust/src/bin/basic_loops.rs creates and opens one: type the file, then save and close it with Ctrl+O, Enter, then Ctrl+X.</w:t>
+      </w:r>
+    </w:p>
+    <w:p>
+      <w:pPr>
+        <w:keepNext/>
+      </w:pPr>
+    </w:p>
+    <w:p>
       <w:pPr>
         <w:keepNext/>
       </w:pPr>
@@ -20901,6 +21058,11 @@
       </w:r>
     </w:p>
     <w:p>
+      <w:r>
+        <w:t>This is the Cargo.toml that cargo init wrote, shown here so you can check yours. The [package] lines match; yours also ends with an empty [dependencies] heading, and the lines that start with # are notes for you, not something cargo writes.</w:t>
+      </w:r>
+    </w:p>
+    <w:p>
       <w:pPr>
         <w:keepNext/>
       </w:pPr>
@@ -20975,68 +21137,6 @@
       </w:pPr>
       <w:r>
         <w:t># basic_loops, loop_control, and loops.</w:t>
-      </w:r>
-    </w:p>
-    <w:p>
-      <w:pPr>
-        <w:keepNext/>
-      </w:pPr>
-    </w:p>
-    <w:p>
-      <w:pPr>
-        <w:keepNext/>
-      </w:pPr>
-    </w:p>
-    <w:p>
-      <w:pPr>
-        <w:pStyle w:val="Heading2"/>
-      </w:pPr>
-      <w:r>
-        <w:t>solidity/foundry.toml</w:t>
-      </w:r>
-    </w:p>
-    <w:p>
-      <w:pPr>
-        <w:pStyle w:val="SourceCode"/>
-        <w:keepNext/>
-      </w:pPr>
-      <w:r>
-        <w:t>[profile.default]</w:t>
-      </w:r>
-    </w:p>
-    <w:p>
-      <w:pPr>
-        <w:pStyle w:val="SourceCode"/>
-        <w:keepNext/>
-      </w:pPr>
-      <w:r>
-        <w:t># The scripts in script/ are the only Solidity sources in this project.</w:t>
-      </w:r>
-    </w:p>
-    <w:p>
-      <w:pPr>
-        <w:pStyle w:val="SourceCode"/>
-        <w:keepNext/>
-      </w:pPr>
-      <w:r>
-        <w:t>src = "script"</w:t>
-      </w:r>
-    </w:p>
-    <w:p>
-      <w:pPr>
-        <w:pStyle w:val="SourceCode"/>
-        <w:keepNext/>
-      </w:pPr>
-      <w:r>
-        <w:t># forge install puts forge-std in lib/.</w:t>
-      </w:r>
-    </w:p>
-    <w:p>
-      <w:pPr>
-        <w:pStyle w:val="SourceCode"/>
-      </w:pPr>
-      <w:r>
-        <w:t>libs = ["lib"]</w:t>
       </w:r>
     </w:p>
     <w:p>
@@ -22536,31 +22636,31 @@
       </w:rPr>
     </w:lvl>
   </w:abstractNum>
-  <w:num w:numId="1" w16cid:durableId="1064572719">
+  <w:num w:numId="1" w16cid:durableId="1663853728">
     <w:abstractNumId w:val="8"/>
   </w:num>
-  <w:num w:numId="2" w16cid:durableId="1991250764">
+  <w:num w:numId="2" w16cid:durableId="2069524809">
     <w:abstractNumId w:val="6"/>
   </w:num>
-  <w:num w:numId="3" w16cid:durableId="599678826">
+  <w:num w:numId="3" w16cid:durableId="112670878">
     <w:abstractNumId w:val="5"/>
   </w:num>
-  <w:num w:numId="4" w16cid:durableId="2092503879">
+  <w:num w:numId="4" w16cid:durableId="1239559333">
     <w:abstractNumId w:val="4"/>
   </w:num>
-  <w:num w:numId="5" w16cid:durableId="255290514">
+  <w:num w:numId="5" w16cid:durableId="2044548560">
     <w:abstractNumId w:val="7"/>
   </w:num>
-  <w:num w:numId="6" w16cid:durableId="138574547">
+  <w:num w:numId="6" w16cid:durableId="1941990161">
     <w:abstractNumId w:val="3"/>
   </w:num>
-  <w:num w:numId="7" w16cid:durableId="1778793480">
+  <w:num w:numId="7" w16cid:durableId="238364303">
     <w:abstractNumId w:val="2"/>
   </w:num>
-  <w:num w:numId="8" w16cid:durableId="1825245525">
+  <w:num w:numId="8" w16cid:durableId="1360355551">
     <w:abstractNumId w:val="1"/>
   </w:num>
-  <w:num w:numId="9" w16cid:durableId="406074824">
+  <w:num w:numId="9" w16cid:durableId="369843058">
     <w:abstractNumId w:val="0"/>
   </w:num>
 </w:numbering>

--- a/Volume 1/Chapter 02 - Language Fundamentals/SPA_Vol1_Ch2_Lesson2_5a_EXTENDED_Loops.docx
+++ b/Volume 1/Chapter 02 - Language Fundamentals/SPA_Vol1_Ch2_Lesson2_5a_EXTENDED_Loops.docx
@@ -8787,10 +8787,7 @@
     </w:p>
     <w:p>
       <w:r>
-        <w:t>The production-minded version runs the same loops and prints the same loop report. It steps its counters the same way, and it leaves out the Step Operators demonstration and the loop-control program, which exist only to show how those operators and statements behave. It adds the habits that matter for loops: every number a loop tests is a named equ constant, so a condition reads as words, such as total capacity less than required capacity, and a plan changes in one place. SERVER_COUNT sits next to the other</w:t>
-      </w:r>
-      <w:r>
-        <w:t xml:space="preserve"> constants because Assembly counts positions: when the list grows, the count must grow too.</w:t>
+        <w:t>The production-minded version runs the same loops and prints the same loop report. It steps its counters the same way, and it leaves out the Step Operators demonstration and the loop-control program, which exist only to show how those operators and statements behave. It adds the habits that matter for loops: every number a loop tests is a named equ constant, so a condition reads as words, such as total capacity less than required capacity, and a plan changes in one place. SERVER_COUNT sits next to the other constants because Assembly counts positions: when the list grows, the count must grow too.</w:t>
       </w:r>
     </w:p>
     <w:p>
@@ -13257,10 +13254,7 @@
     </w:p>
     <w:p>
       <w:r>
-        <w:t>The production-minded version runs the same loops and prints the same loop report. It steps its counters the same way, and it leaves out the Step Operators demonstration and the loop-control program, which exist only to show how those operators and statements behave. It adds the habits that matter for loops: every number a loop tests is a named const, so a condition reads as words, such as total capacity less than required capacity, and a plan changes in one place. A comment above the while loop states wher</w:t>
-      </w:r>
-      <w:r>
-        <w:t>e it stops and why it always ends.</w:t>
+        <w:t>The production-minded version runs the same loops and prints the same loop report. It steps its counters the same way, and it leaves out the Step Operators demonstration and the loop-control program, which exist only to show how those operators and statements behave. It adds the habits that matter for loops: every number a loop tests is a named const, so a condition reads as words, such as total capacity less than required capacity, and a plan changes in one place. A comment above the while loop states where it stops and why it always ends.</w:t>
       </w:r>
     </w:p>
     <w:p>
@@ -16660,10 +16654,7 @@
     </w:p>
     <w:p>
       <w:r>
-        <w:t>The production-minded version runs the same loops and prints the same loop report. It steps its counters the same way, and it leaves out the Step Operators demonstration and the loop-control program, which exist only to show how those operators and statements behave. It adds the habits that matter for loops: every number a loop tests is a named -define macro, so a condition reads as words, such as total capacity less than required capacity, and a plan changes in one place. Each loop function keeps a -spec l</w:t>
-      </w:r>
-      <w:r>
-        <w:t>ine from Lesson 2.2a, and the comment above plan_capacity states where it stops and why it always ends.</w:t>
+        <w:t>The production-minded version runs the same loops and prints the same loop report. It steps its counters the same way, and it leaves out the Step Operators demonstration and the loop-control program, which exist only to show how those operators and statements behave. It adds the habits that matter for loops: every number a loop tests is a named -define macro, so a condition reads as words, such as total capacity less than required capacity, and a plan changes in one place. Each loop function keeps a -spec line from Lesson 2.2a, and the comment above plan_capacity states where it stops and why it always ends.</w:t>
       </w:r>
     </w:p>
     <w:p>
@@ -20224,10 +20215,7 @@
     </w:p>
     <w:p>
       <w:r>
-        <w:t xml:space="preserve">The production-minded version runs the same loops and prints the same loop report. It steps its counters the same way, and it leaves out the Step Operators demonstration and the loop-control program, which exist only to show how those operators and statements behave. It adds the habits that matter for loops: every number a loop tests is a named constant, so a condition reads as words, such as total capacity less than required capacity, and a plan changes in one place. SERVER_COUNT also sets the size of the </w:t>
-      </w:r>
-      <w:r>
-        <w:t>servers array, string[SERVER_COUNT], so the array and the loop's count always match.</w:t>
+        <w:t>The production-minded version runs the same loops and prints the same loop report. It steps its counters the same way, and it leaves out the Step Operators demonstration and the loop-control program, which exist only to show how those operators and statements behave. It adds the habits that matter for loops: every number a loop tests is a named constant, so a condition reads as words, such as total capacity less than required capacity, and a plan changes in one place. SERVER_COUNT also sets the size of the servers array, string[SERVER_COUNT], so the array and the loop's count always match.</w:t>
       </w:r>
     </w:p>
     <w:p>
@@ -21577,13 +21565,7 @@
     </w:p>
     <w:p>
       <w:r>
-        <w:t>These loops are the repeating parts of both Chapter 2 projects, in the Extended languages. The Command-Line Survey Application uses loops for repeated questions: its questions will sit in a list, and the Server Checks loop, a traversal with a counter, is the loop that asks them one at a time, numbering each and calling read_answer from Lesson 2.3a for the current question. The System Information Utility lists what it finds in the same numbered way, such as the network adapters of Lesson 2.16a. The while loo</w:t>
-      </w:r>
-      <w:r>
-        <w:t>p's shape, repeating while a condition stays true, and the do/while shape, asking once and then again while the answer is unusable, are how the survey will ask a question again until its answer can be used, once Lesson 2.11a can report a bad answer. A search that stops at the first match is how the projects find one item, such as one adapter by name, and skipping a pass is how they leave out items that do not apply. In Solidity, a contract never reads a keyboard, so the survey's answers will still arrive as</w:t>
-      </w:r>
-      <w:r>
-        <w:t xml:space="preserve"> the arguments of one call, and a loop can walk them.</w:t>
+        <w:t>These loops are the repeating parts of both Chapter 2 projects, in the Extended languages. The Command-Line Survey Application uses loops for repeated questions: its questions will sit in a list, and the Server Checks loop, a traversal with a counter, is the loop that asks them one at a time, numbering each and calling read_answer from Lesson 2.3a for the current question. The System Information Utility lists what it finds in the same numbered way, such as the network adapters of Lesson 2.16a. The while loop's shape, repeating while a condition stays true, and the do/while shape, asking once and then again while the answer is unusable, are how the survey will ask a question again until its answer can be used, once Lesson 2.11a can report a bad answer. A search that stops at the first match is how the projects find one item, such as one adapter by name, and skipping a pass is how they leave out items that do not apply. In Solidity, a contract never reads a keyboard, so the survey's answers will still arrive as the arguments of one call, and a loop can walk them.</w:t>
       </w:r>
     </w:p>
     <w:p>
@@ -22020,10 +22002,7 @@
     </w:p>
     <w:p>
       <w:r>
-        <w:t>Last, practise stopping a loop early in the Loop Control program. Change its search to look for db-01 instead of web-02: in Rust and Solidity, the Search heading, the search loop's comparison, and its Found line; in Assembly, search_title, search_text, and found_text; in Erlang, the Search line in main and the web-02 test and Found line in search. Leave the skip loop's web-02 alone. Before you run it, predict which Looking at lines appear. The first five lines must now read Search for db-01, Looking at web-</w:t>
-      </w:r>
-      <w:r>
-        <w:t xml:space="preserve">01, Looking at web-02, Looking at db-01, and Found db-01, so the search stops, and every other line stays the same. The loop looked at every server because the match came last, and it still stopped at the match. </w:t>
+        <w:t xml:space="preserve">Last, practise stopping a loop early in the Loop Control program. Change its search to look for db-01 instead of web-02: in Rust and Solidity, the Search heading, the search loop's comparison, and its Found line; in Assembly, search_title, search_text, and found_text; in Erlang, the Search line in main and the web-02 test and Found line in search. Leave the skip loop's web-02 alone. Before you run it, predict which Looking at lines appear. The first five lines must now read Search for db-01, Looking at web-01, Looking at web-02, Looking at db-01, and Found db-01, so the search stops, and every other line stays the same. The loop looked at every server because the match came last, and it still stopped at the match. </w:t>
       </w:r>
       <w:r>
         <w:rPr>
@@ -22447,10 +22426,7 @@
     </w:p>
     <w:p>
       <w:r>
-        <w:t>Every language repeats work the same way: test a condition, run the block, move toward the end, and test again. Assembly shows the machinery underneath, a jump back to the top; Rust walks collections and ranges directly; Erlang repeats by calling a function with new values; and Solidity loops exactly as C does, with gas as a hard limit. Stopping early, skipping a pass, and running at least once follow the same split: Rust and Solidity write break and continue, Assembly jumps, and Erlang simply chooses wheth</w:t>
-      </w:r>
-      <w:r>
-        <w:t>er and how to call again. Stepping follows the same split: Solidity has ++, --, +=, and -=, Rust only += and -=, Assembly inc, dec, add, and sub, and Erlang a new name for every new value. Lesson 2.6a turns to text itself: inspecting, comparing, and changing strings.</w:t>
+        <w:t>Every language repeats work the same way: test a condition, run the block, move toward the end, and test again. Assembly shows the machinery underneath, a jump back to the top; Rust walks collections and ranges directly; Erlang repeats by calling a function with new values; and Solidity loops exactly as C does, with gas as a hard limit. Stopping early, skipping a pass, and running at least once follow the same split: Rust and Solidity write break and continue, Assembly jumps, and Erlang simply chooses whether and how to call again. Stepping follows the same split: Solidity has ++, --, +=, and -=, Rust only += and -=, Assembly inc, dec, add, and sub, and Erlang a new name for every new value. Lesson 2.6a turns to text itself: inspecting, comparing, and changing strings.</w:t>
       </w:r>
     </w:p>
     <w:sectPr>

--- a/Volume 1/Chapter 02 - Language Fundamentals/SPA_Vol1_Ch2_Lesson2_5a_EXTENDED_Loops.docx
+++ b/Volume 1/Chapter 02 - Language Fundamentals/SPA_Vol1_Ch2_Lesson2_5a_EXTENDED_Loops.docx
@@ -446,7 +446,7 @@
         <w:pStyle w:val="ListBullet"/>
       </w:pPr>
       <w:r>
-        <w:t>Lists are only read here; they are taught in full in Volume 1, Chapter 2, Lesson 2.7: Arrays and Collections.</w:t>
+        <w:t>Lists are only read here; they are taught in full in Volume 1, Chapter 2, Lesson 2.7a: Arrays and Collections EXTENDED.</w:t>
       </w:r>
     </w:p>
     <w:p>
@@ -751,6 +751,7 @@
         <w:pStyle w:val="CommandBlock"/>
       </w:pPr>
       <w:r>
+        <w:lastRenderedPageBreak/>
         <w:t xml:space="preserve">  rust/src/bin/loop_control.rs</w:t>
       </w:r>
     </w:p>
@@ -1045,7 +1046,7 @@
         <w:keepNext/>
       </w:pPr>
       <w:r>
-        <w:t>[profile.default]</w:t>
+        <w:t>[profile.default]  # Remember, the settings forge uses by default.</w:t>
       </w:r>
     </w:p>
     <w:p>
@@ -1491,7 +1492,7 @@
         <w:pStyle w:val="SourceCode"/>
       </w:pPr>
       <w:r>
-        <w:t xml:space="preserve">    ; Chapter 2, Lesson 2.7: Arrays and Collections.</w:t>
+        <w:t xml:space="preserve">    ; Chapter 2, Lesson 2.7a: Arrays and Collections EXTENDED.</w:t>
       </w:r>
     </w:p>
     <w:p>
@@ -1855,31 +1856,31 @@
         <w:pStyle w:val="SourceCode"/>
       </w:pPr>
       <w:r>
-        <w:t xml:space="preserve">    ; .check_loop is the top of the loop. cmp ebx, 3 compares the counter</w:t>
-      </w:r>
-    </w:p>
-    <w:p>
-      <w:pPr>
-        <w:pStyle w:val="SourceCode"/>
-      </w:pPr>
-      <w:r>
-        <w:t xml:space="preserve">    ; with 3, and jge .checks_done ("jump if greater or equal") leaves the</w:t>
-      </w:r>
-    </w:p>
-    <w:p>
-      <w:pPr>
-        <w:pStyle w:val="SourceCode"/>
-      </w:pPr>
-      <w:r>
-        <w:t xml:space="preserve">    ; loop once the counter reaches 3; otherwise the block below runs.</w:t>
-      </w:r>
-    </w:p>
-    <w:p>
-      <w:pPr>
-        <w:pStyle w:val="SourceCode"/>
-      </w:pPr>
-      <w:r>
-        <w:t xml:space="preserve">    ; So the test comes before every pass, as in a for loop's condition.</w:t>
+        <w:t xml:space="preserve">    ; .check_loop is the top of the loop. Remember, a .label belongs to the</w:t>
+      </w:r>
+    </w:p>
+    <w:p>
+      <w:pPr>
+        <w:pStyle w:val="SourceCode"/>
+      </w:pPr>
+      <w:r>
+        <w:t xml:space="preserve">    ; function above it, main. cmp ebx, 3 compares the counter with 3, and</w:t>
+      </w:r>
+    </w:p>
+    <w:p>
+      <w:pPr>
+        <w:pStyle w:val="SourceCode"/>
+      </w:pPr>
+      <w:r>
+        <w:t xml:space="preserve">    ; jge .checks_done ("jump if greater or equal") leaves once it reaches 3;</w:t>
+      </w:r>
+    </w:p>
+    <w:p>
+      <w:pPr>
+        <w:pStyle w:val="SourceCode"/>
+      </w:pPr>
+      <w:r>
+        <w:t xml:space="preserve">    ; otherwise the block below runs, so the test comes before every pass.</w:t>
       </w:r>
     </w:p>
     <w:p>
@@ -1948,15 +1949,15 @@
         <w:pStyle w:val="SourceCode"/>
       </w:pPr>
       <w:r>
-        <w:t xml:space="preserve">    ; and each address in the list is 8 bytes, so position ebx starts</w:t>
-      </w:r>
-    </w:p>
-    <w:p>
-      <w:pPr>
-        <w:pStyle w:val="SourceCode"/>
-      </w:pPr>
-      <w:r>
-        <w:t xml:space="preserve">    ; rbx*8 bytes in. The address of the server's text goes to r8.</w:t>
+        <w:t xml:space="preserve">    ; each address is 8 bytes, and ebx is the lower half of rbx, so item</w:t>
+      </w:r>
+    </w:p>
+    <w:p>
+      <w:pPr>
+        <w:pStyle w:val="SourceCode"/>
+      </w:pPr>
+      <w:r>
+        <w:t xml:space="preserve">    ; ebx starts rbx*8 bytes in. The address of the server's text goes to r8.</w:t>
       </w:r>
     </w:p>
     <w:p>
@@ -3177,7 +3178,7 @@
         <w:pStyle w:val="SourceCode"/>
       </w:pPr>
       <w:r>
-        <w:t xml:space="preserve">    ; Chapter 2, Lesson 2.7: Arrays and Collections.</w:t>
+        <w:t xml:space="preserve">    ; Chapter 2, Lesson 2.7a: Arrays and Collections EXTENDED.</w:t>
       </w:r>
     </w:p>
     <w:p>
@@ -3427,15 +3428,15 @@
         <w:pStyle w:val="SourceCode"/>
       </w:pPr>
       <w:r>
-        <w:t xml:space="preserve">    ; and rdx, with eax = 0; two pushes and sub rsp, 8 keep the stack</w:t>
-      </w:r>
-    </w:p>
-    <w:p>
-      <w:pPr>
-        <w:pStyle w:val="SourceCode"/>
-      </w:pPr>
-      <w:r>
-        <w:t xml:space="preserve">    ; aligned.</w:t>
+        <w:t xml:space="preserve">    ; and rdx, and eax = 0 tells printf no xmm registers are used; two</w:t>
+      </w:r>
+    </w:p>
+    <w:p>
+      <w:pPr>
+        <w:pStyle w:val="SourceCode"/>
+      </w:pPr>
+      <w:r>
+        <w:t xml:space="preserve">    ; pushes and sub rsp, 8 keep the stack aligned.</w:t>
       </w:r>
     </w:p>
     <w:p>
@@ -3549,31 +3550,31 @@
         <w:pStyle w:val="SourceCode"/>
       </w:pPr>
       <w:r>
-        <w:t xml:space="preserve">    ; .check_loop is the top of the loop. cmp ebx, 3 compares the counter</w:t>
-      </w:r>
-    </w:p>
-    <w:p>
-      <w:pPr>
-        <w:pStyle w:val="SourceCode"/>
-      </w:pPr>
-      <w:r>
-        <w:t xml:space="preserve">    ; with 3, and jge .checks_done ("jump if greater or equal") leaves the</w:t>
-      </w:r>
-    </w:p>
-    <w:p>
-      <w:pPr>
-        <w:pStyle w:val="SourceCode"/>
-      </w:pPr>
-      <w:r>
-        <w:t xml:space="preserve">    ; loop once the counter reaches 3; otherwise the block below runs.</w:t>
-      </w:r>
-    </w:p>
-    <w:p>
-      <w:pPr>
-        <w:pStyle w:val="SourceCode"/>
-      </w:pPr>
-      <w:r>
-        <w:t xml:space="preserve">    ; So the test comes before every pass, as in a for loop's condition.</w:t>
+        <w:t xml:space="preserve">    ; .check_loop is the top of the loop. Remember, a .label belongs to the</w:t>
+      </w:r>
+    </w:p>
+    <w:p>
+      <w:pPr>
+        <w:pStyle w:val="SourceCode"/>
+      </w:pPr>
+      <w:r>
+        <w:t xml:space="preserve">    ; function above it, main. cmp ebx, 3 compares the counter with 3, and</w:t>
+      </w:r>
+    </w:p>
+    <w:p>
+      <w:pPr>
+        <w:pStyle w:val="SourceCode"/>
+      </w:pPr>
+      <w:r>
+        <w:t xml:space="preserve">    ; jge .checks_done ("jump if greater or equal") leaves once it reaches 3;</w:t>
+      </w:r>
+    </w:p>
+    <w:p>
+      <w:pPr>
+        <w:pStyle w:val="SourceCode"/>
+      </w:pPr>
+      <w:r>
+        <w:t xml:space="preserve">    ; otherwise the block below runs, so the test comes before every pass.</w:t>
       </w:r>
     </w:p>
     <w:p>
@@ -3642,15 +3643,15 @@
         <w:pStyle w:val="SourceCode"/>
       </w:pPr>
       <w:r>
-        <w:t xml:space="preserve">    ; and each address in the list is 8 bytes, so position ebx starts</w:t>
-      </w:r>
-    </w:p>
-    <w:p>
-      <w:pPr>
-        <w:pStyle w:val="SourceCode"/>
-      </w:pPr>
-      <w:r>
-        <w:t xml:space="preserve">    ; rbx*8 bytes in. The address of the server's text goes to rdx.</w:t>
+        <w:t xml:space="preserve">    ; each address is 8 bytes, and ebx is the lower half of rbx, so item</w:t>
+      </w:r>
+    </w:p>
+    <w:p>
+      <w:pPr>
+        <w:pStyle w:val="SourceCode"/>
+      </w:pPr>
+      <w:r>
+        <w:t xml:space="preserve">    ; ebx starts rbx*8 bytes in. The address of the server's text goes to rdx.</w:t>
       </w:r>
     </w:p>
     <w:p>
@@ -7298,7 +7299,7 @@
         <w:pStyle w:val="SourceCode"/>
       </w:pPr>
       <w:r>
-        <w:t xml:space="preserve">    ; is read again after printf, because printf may overwrite rax.</w:t>
+        <w:t xml:space="preserve">    ; is read again, because mov eax, 0 and printf both overwrite rax.</w:t>
       </w:r>
     </w:p>
     <w:p>
@@ -8787,7 +8788,10 @@
     </w:p>
     <w:p>
       <w:r>
-        <w:t>The production-minded version runs the same loops and prints the same loop report. It steps its counters the same way, and it leaves out the Step Operators demonstration and the loop-control program, which exist only to show how those operators and statements behave. It adds the habits that matter for loops: every number a loop tests is a named equ constant, so a condition reads as words, such as total capacity less than required capacity, and a plan changes in one place. SERVER_COUNT sits next to the other constants because Assembly counts positions: when the list grows, the count must grow too.</w:t>
+        <w:t>The production-minded version runs the same loops and prints the same loop report. It steps its counters the same way, and it leaves out the Step Operators demonstration and the loop-control program, which exist only to show how those operators and statements behave. It adds the habits that matter for loops: every number a loop tests is a named equ constant, so a condition reads as words, such as total capacity less than required capacity, and a plan changes in one place. SERVER_COUNT sits next to the other</w:t>
+      </w:r>
+      <w:r>
+        <w:t xml:space="preserve"> constants because Assembly counts positions: when the list grows, the count must grow too.</w:t>
       </w:r>
     </w:p>
     <w:p>
@@ -9349,23 +9353,23 @@
         <w:pStyle w:val="SourceCode"/>
       </w:pPr>
       <w:r>
-        <w:t xml:space="preserve">    ; The while loop stops as soon as the capacity reaches the target,</w:t>
-      </w:r>
-    </w:p>
-    <w:p>
-      <w:pPr>
-        <w:pStyle w:val="SourceCode"/>
-      </w:pPr>
-      <w:r>
-        <w:t xml:space="preserve">    ; because exactly the target is enough: jge leaves at 900 or more. It</w:t>
-      </w:r>
-    </w:p>
-    <w:p>
-      <w:pPr>
-        <w:pStyle w:val="SourceCode"/>
-      </w:pPr>
-      <w:r>
-        <w:t xml:space="preserve">    ; always ends: every pass adds REQUESTS_PER_REPLICA, a number above 0.</w:t>
+        <w:t xml:space="preserve">    ; The while loop stops as soon as the capacity reaches the target, because</w:t>
+      </w:r>
+    </w:p>
+    <w:p>
+      <w:pPr>
+        <w:pStyle w:val="SourceCode"/>
+      </w:pPr>
+      <w:r>
+        <w:t xml:space="preserve">    ; exactly the target is enough: jge leaves at REQUIRED_CAPACITY or more.</w:t>
+      </w:r>
+    </w:p>
+    <w:p>
+      <w:pPr>
+        <w:pStyle w:val="SourceCode"/>
+      </w:pPr>
+      <w:r>
+        <w:t xml:space="preserve">    ; It always ends: every pass adds REQUESTS_PER_REPLICA, a number above 0.</w:t>
       </w:r>
     </w:p>
     <w:p>
@@ -10223,23 +10227,23 @@
         <w:pStyle w:val="SourceCode"/>
       </w:pPr>
       <w:r>
-        <w:t xml:space="preserve">    ; The while loop stops as soon as the capacity reaches the target,</w:t>
-      </w:r>
-    </w:p>
-    <w:p>
-      <w:pPr>
-        <w:pStyle w:val="SourceCode"/>
-      </w:pPr>
-      <w:r>
-        <w:t xml:space="preserve">    ; because exactly the target is enough: jge leaves at 900 or more. It</w:t>
-      </w:r>
-    </w:p>
-    <w:p>
-      <w:pPr>
-        <w:pStyle w:val="SourceCode"/>
-      </w:pPr>
-      <w:r>
-        <w:t xml:space="preserve">    ; always ends: every pass adds REQUESTS_PER_REPLICA, a number above 0.</w:t>
+        <w:t xml:space="preserve">    ; The while loop stops as soon as the capacity reaches the target, because</w:t>
+      </w:r>
+    </w:p>
+    <w:p>
+      <w:pPr>
+        <w:pStyle w:val="SourceCode"/>
+      </w:pPr>
+      <w:r>
+        <w:t xml:space="preserve">    ; exactly the target is enough: jge leaves at REQUIRED_CAPACITY or more.</w:t>
+      </w:r>
+    </w:p>
+    <w:p>
+      <w:pPr>
+        <w:pStyle w:val="SourceCode"/>
+      </w:pPr>
+      <w:r>
+        <w:t xml:space="preserve">    ; It always ends: every pass adds REQUESTS_PER_REPLICA, a number above 0.</w:t>
       </w:r>
     </w:p>
     <w:p>
@@ -10999,15 +11003,15 @@
         <w:pStyle w:val="SourceCode"/>
       </w:pPr>
       <w:r>
-        <w:t xml:space="preserve">    // are taught in full in Volume 1, Chapter 2, Lesson 2.7: Arrays and</w:t>
-      </w:r>
-    </w:p>
-    <w:p>
-      <w:pPr>
-        <w:pStyle w:val="SourceCode"/>
-      </w:pPr>
-      <w:r>
-        <w:t xml:space="preserve">    // Collections; this lesson only walks through them.</w:t>
+        <w:t xml:space="preserve">    // are taught in full in Volume 1, Chapter 2, Lesson 2.7a: Arrays and</w:t>
+      </w:r>
+    </w:p>
+    <w:p>
+      <w:pPr>
+        <w:pStyle w:val="SourceCode"/>
+      </w:pPr>
+      <w:r>
+        <w:t xml:space="preserve">    // Collections EXTENDED; this lesson only walks through them.</w:t>
       </w:r>
     </w:p>
     <w:p>
@@ -11403,7 +11407,7 @@
         <w:pStyle w:val="SourceCode"/>
       </w:pPr>
       <w:r>
-        <w:t xml:space="preserve">    // stay 0 and the loop would never stop.</w:t>
+        <w:t xml:space="preserve">    // stay 0 and the loop would never stop. Remember, a statement ends at its ;.</w:t>
       </w:r>
     </w:p>
     <w:p>
@@ -13254,7 +13258,10 @@
     </w:p>
     <w:p>
       <w:r>
-        <w:t>The production-minded version runs the same loops and prints the same loop report. It steps its counters the same way, and it leaves out the Step Operators demonstration and the loop-control program, which exist only to show how those operators and statements behave. It adds the habits that matter for loops: every number a loop tests is a named const, so a condition reads as words, such as total capacity less than required capacity, and a plan changes in one place. A comment above the while loop states where it stops and why it always ends.</w:t>
+        <w:t>The production-minded version runs the same loops and prints the same loop report. It steps its counters the same way, and it leaves out the Step Operators demonstration and the loop-control program, which exist only to show how those operators and statements behave. It adds the habits that matter for loops: every number a loop tests is a named const, so a condition reads as words, such as total capacity less than required capacity, and a plan changes in one place. A comment above the while loop states wher</w:t>
+      </w:r>
+      <w:r>
+        <w:t>e it stops and why it always ends.</w:t>
       </w:r>
     </w:p>
     <w:p>
@@ -14043,7 +14050,7 @@
     </w:p>
     <w:p>
       <w:r>
-        <w:t>Erlang has no for or while, and a variable can never change after it is bound. A loop is a function that does one pass and then calls itself with the next values; the if from Lesson 2.4a decides whether to go on or stop. A function that calls itself is called recursive; recursion is used again in Volume 1, Chapter 3, Lesson 3.11: Directory Traversal.</w:t>
+        <w:t>Erlang has no for or while, and a variable can never change after it is bound. A loop is a function that does one pass and then calls itself with the next values; the if from Lesson 2.4a decides whether to go on or stop. A function that calls itself is called recursive; recursion is used again in Volume 1, Chapter 3, Lesson 3.11a: Directory Traversal EXTENDED.</w:t>
       </w:r>
     </w:p>
     <w:p>
@@ -14158,31 +14165,31 @@
         <w:pStyle w:val="SourceCode"/>
       </w:pPr>
       <w:r>
-        <w:t>%% Lesson 3.11: Directory Traversal. Each loop below has the same shape: an</w:t>
-      </w:r>
-    </w:p>
-    <w:p>
-      <w:pPr>
-        <w:pStyle w:val="SourceCode"/>
-      </w:pPr>
-      <w:r>
-        <w:t>%% if tests the condition, and the true branch calls the function again.</w:t>
-      </w:r>
-    </w:p>
-    <w:p>
-      <w:pPr>
-        <w:pStyle w:val="SourceCode"/>
-      </w:pPr>
-      <w:r>
-        <w:t>%% That call is the last thing a pass does, so Erlang reuses the same</w:t>
-      </w:r>
-    </w:p>
-    <w:p>
-      <w:pPr>
-        <w:pStyle w:val="SourceCode"/>
-      </w:pPr>
-      <w:r>
-        <w:t>%% space for the next pass, and a loop can run any number of times.</w:t>
+        <w:t>%% Lesson 3.11a: Directory Traversal EXTENDED. Each loop below has the same</w:t>
+      </w:r>
+    </w:p>
+    <w:p>
+      <w:pPr>
+        <w:pStyle w:val="SourceCode"/>
+      </w:pPr>
+      <w:r>
+        <w:t>%% shape: an if tests the condition, the first branch calls the function</w:t>
+      </w:r>
+    </w:p>
+    <w:p>
+      <w:pPr>
+        <w:pStyle w:val="SourceCode"/>
+      </w:pPr>
+      <w:r>
+        <w:t>%% again, and true -&gt; ends the loop. That call comes last in a pass, so</w:t>
+      </w:r>
+    </w:p>
+    <w:p>
+      <w:pPr>
+        <w:pStyle w:val="SourceCode"/>
+      </w:pPr>
+      <w:r>
+        <w:t>%% Erlang reuses the same space for each pass: a loop can run any number of times.</w:t>
       </w:r>
     </w:p>
     <w:p>
@@ -14259,7 +14266,7 @@
         <w:pStyle w:val="SourceCode"/>
       </w:pPr>
       <w:r>
-        <w:t>%% 2.7: Arrays and Collections.</w:t>
+        <w:t>%% 2.7a: Arrays and Collections EXTENDED.</w:t>
       </w:r>
     </w:p>
     <w:p>
@@ -14376,7 +14383,7 @@
         <w:pStyle w:val="SourceCode"/>
       </w:pPr>
       <w:r>
-        <w:t>%% capacity so far; * multiplies.</w:t>
+        <w:t>%% capacity so far; * multiplies. Remember, a step continues to its comma.</w:t>
       </w:r>
     </w:p>
     <w:p>
@@ -15712,23 +15719,23 @@
         <w:pStyle w:val="SourceCode"/>
       </w:pPr>
       <w:r>
-        <w:t>%% about: a variable belongs to the one function call that bound it</w:t>
-      </w:r>
-    </w:p>
-    <w:p>
-      <w:pPr>
-        <w:pStyle w:val="SourceCode"/>
-      </w:pPr>
-      <w:r>
-        <w:t>%% (Lesson 2.2a), so a value needed afterwards is passed along and</w:t>
-      </w:r>
-    </w:p>
-    <w:p>
-      <w:pPr>
-        <w:pStyle w:val="SourceCode"/>
-      </w:pPr>
-      <w:r>
-        <w:t>%% returned, as LastChecked is.</w:t>
+        <w:t>%% about: a variable belongs to the one function call that bound it, as in</w:t>
+      </w:r>
+    </w:p>
+    <w:p>
+      <w:pPr>
+        <w:pStyle w:val="SourceCode"/>
+      </w:pPr>
+      <w:r>
+        <w:t>%% Volume 1, Chapter 2, Lesson 2.2a: Functions EXTENDED, so a value needed</w:t>
+      </w:r>
+    </w:p>
+    <w:p>
+      <w:pPr>
+        <w:pStyle w:val="SourceCode"/>
+      </w:pPr>
+      <w:r>
+        <w:t>%% afterwards is passed along and returned, as LastChecked is.</w:t>
       </w:r>
     </w:p>
     <w:p>
@@ -16654,7 +16661,10 @@
     </w:p>
     <w:p>
       <w:r>
-        <w:t>The production-minded version runs the same loops and prints the same loop report. It steps its counters the same way, and it leaves out the Step Operators demonstration and the loop-control program, which exist only to show how those operators and statements behave. It adds the habits that matter for loops: every number a loop tests is a named -define macro, so a condition reads as words, such as total capacity less than required capacity, and a plan changes in one place. Each loop function keeps a -spec line from Lesson 2.2a, and the comment above plan_capacity states where it stops and why it always ends.</w:t>
+        <w:t>The production-minded version runs the same loops and prints the same loop report. It steps its counters the same way, and it leaves out the Step Operators demonstration and the loop-control program, which exist only to show how those operators and statements behave. It adds the habits that matter for loops: every number a loop tests is a named -define macro, so a condition reads as words, such as total capacity less than required capacity, and a plan changes in one place. Each loop function keeps a -spec l</w:t>
+      </w:r>
+      <w:r>
+        <w:t>ine from Lesson 2.2a, and the comment above plan_capacity states where it stops and why it always ends.</w:t>
       </w:r>
     </w:p>
     <w:p>
@@ -16752,15 +16762,15 @@
         <w:pStyle w:val="SourceCode"/>
       </w:pPr>
       <w:r>
-        <w:t>%% Remember, a loop in Erlang is a function that calls itself with the</w:t>
-      </w:r>
-    </w:p>
-    <w:p>
-      <w:pPr>
-        <w:pStyle w:val="SourceCode"/>
-      </w:pPr>
-      <w:r>
-        <w:t>%% next values, and the if decides whether to go on.</w:t>
+        <w:t>%% Remember, an Erlang loop calls itself with the next values until its if</w:t>
+      </w:r>
+    </w:p>
+    <w:p>
+      <w:pPr>
+        <w:pStyle w:val="SourceCode"/>
+      </w:pPr>
+      <w:r>
+        <w:t>%% says stop. Remember, -spec documents types; [string()] is a list of strings.</w:t>
       </w:r>
     </w:p>
     <w:p>
@@ -17782,15 +17792,15 @@
         <w:pStyle w:val="SourceCode"/>
       </w:pPr>
       <w:r>
-        <w:t xml:space="preserve">        // Volume 1, Chapter 2, Lesson 2.7: Arrays and Collections; this</w:t>
-      </w:r>
-    </w:p>
-    <w:p>
-      <w:pPr>
-        <w:pStyle w:val="SourceCode"/>
-      </w:pPr>
-      <w:r>
-        <w:t xml:space="preserve">        // lesson only reads them.</w:t>
+        <w:t xml:space="preserve">        // Volume 1, Chapter 2, Lesson 2.7a: Arrays and Collections EXTENDED;</w:t>
+      </w:r>
+    </w:p>
+    <w:p>
+      <w:pPr>
+        <w:pStyle w:val="SourceCode"/>
+      </w:pPr>
+      <w:r>
+        <w:t xml:space="preserve">        // this lesson only reads them.</w:t>
       </w:r>
     </w:p>
     <w:p>
@@ -18056,7 +18066,7 @@
         <w:pStyle w:val="SourceCode"/>
       </w:pPr>
       <w:r>
-        <w:t xml:space="preserve">        // capacity so far; * multiplies.</w:t>
+        <w:t xml:space="preserve">        // capacity so far; * multiplies. Remember, a statement ends at its ;.</w:t>
       </w:r>
     </w:p>
     <w:p>
@@ -20215,7 +20225,10 @@
     </w:p>
     <w:p>
       <w:r>
-        <w:t>The production-minded version runs the same loops and prints the same loop report. It steps its counters the same way, and it leaves out the Step Operators demonstration and the loop-control program, which exist only to show how those operators and statements behave. It adds the habits that matter for loops: every number a loop tests is a named constant, so a condition reads as words, such as total capacity less than required capacity, and a plan changes in one place. SERVER_COUNT also sets the size of the servers array, string[SERVER_COUNT], so the array and the loop's count always match.</w:t>
+        <w:t xml:space="preserve">The production-minded version runs the same loops and prints the same loop report. It steps its counters the same way, and it leaves out the Step Operators demonstration and the loop-control program, which exist only to show how those operators and statements behave. It adds the habits that matter for loops: every number a loop tests is a named constant, so a condition reads as words, such as total capacity less than required capacity, and a plan changes in one place. SERVER_COUNT also sets the size of the </w:t>
+      </w:r>
+      <w:r>
+        <w:t>servers array, string[SERVER_COUNT], so the array and the loop's count always match.</w:t>
       </w:r>
     </w:p>
     <w:p>
@@ -21565,7 +21578,13 @@
     </w:p>
     <w:p>
       <w:r>
-        <w:t>These loops are the repeating parts of both Chapter 2 projects, in the Extended languages. The Command-Line Survey Application uses loops for repeated questions: its questions will sit in a list, and the Server Checks loop, a traversal with a counter, is the loop that asks them one at a time, numbering each and calling read_answer from Lesson 2.3a for the current question. The System Information Utility lists what it finds in the same numbered way, such as the network adapters of Lesson 2.16a. The while loop's shape, repeating while a condition stays true, and the do/while shape, asking once and then again while the answer is unusable, are how the survey will ask a question again until its answer can be used, once Lesson 2.11a can report a bad answer. A search that stops at the first match is how the projects find one item, such as one adapter by name, and skipping a pass is how they leave out items that do not apply. In Solidity, a contract never reads a keyboard, so the survey's answers will still arrive as the arguments of one call, and a loop can walk them.</w:t>
+        <w:t>These loops are the repeating parts of both Chapter 2 projects, in the Extended languages. The Command-Line Survey Application uses loops for repeated questions: its questions will sit in a list, and the Server Checks loop, a traversal with a counter, is the loop that asks them one at a time, numbering each and calling read_answer from Lesson 2.3a for the current question. The System Information Utility lists what it finds in the same numbered way, such as the network adapters of Lesson 2.16a. The while loo</w:t>
+      </w:r>
+      <w:r>
+        <w:t>p's shape, repeating while a condition stays true, and the do/while shape, asking once and then again while the answer is unusable, are how the survey will ask a question again until its answer can be used, once Lesson 2.11a can report a bad answer. A search that stops at the first match is how the projects find one item, such as one adapter by name, and skipping a pass is how they leave out items that do not apply. In Solidity, a contract never reads a keyboard, so the survey's answers will still arrive as</w:t>
+      </w:r>
+      <w:r>
+        <w:t xml:space="preserve"> the arguments of one call, and a loop can walk them.</w:t>
       </w:r>
     </w:p>
     <w:p>
@@ -22002,7 +22021,10 @@
     </w:p>
     <w:p>
       <w:r>
-        <w:t xml:space="preserve">Last, practise stopping a loop early in the Loop Control program. Change its search to look for db-01 instead of web-02: in Rust and Solidity, the Search heading, the search loop's comparison, and its Found line; in Assembly, search_title, search_text, and found_text; in Erlang, the Search line in main and the web-02 test and Found line in search. Leave the skip loop's web-02 alone. Before you run it, predict which Looking at lines appear. The first five lines must now read Search for db-01, Looking at web-01, Looking at web-02, Looking at db-01, and Found db-01, so the search stops, and every other line stays the same. The loop looked at every server because the match came last, and it still stopped at the match. </w:t>
+        <w:t>Last, practise stopping a loop early in the Loop Control program. Change its search to look for db-01 instead of web-02: in Rust and Solidity, the Search heading, the search loop's comparison, and its Found line; in Assembly, search_title, search_text, and found_text; in Erlang, the Search line in main and the web-02 test and Found line in search. Leave the skip loop's web-02 alone. Before you run it, predict which Looking at lines appear. The first five lines must now read Search for db-01, Looking at web-</w:t>
+      </w:r>
+      <w:r>
+        <w:t xml:space="preserve">01, Looking at web-02, Looking at db-01, and Found db-01, so the search stops, and every other line stays the same. The loop looked at every server because the match came last, and it still stopped at the match. </w:t>
       </w:r>
       <w:r>
         <w:rPr>
@@ -22426,7 +22448,10 @@
     </w:p>
     <w:p>
       <w:r>
-        <w:t>Every language repeats work the same way: test a condition, run the block, move toward the end, and test again. Assembly shows the machinery underneath, a jump back to the top; Rust walks collections and ranges directly; Erlang repeats by calling a function with new values; and Solidity loops exactly as C does, with gas as a hard limit. Stopping early, skipping a pass, and running at least once follow the same split: Rust and Solidity write break and continue, Assembly jumps, and Erlang simply chooses whether and how to call again. Stepping follows the same split: Solidity has ++, --, +=, and -=, Rust only += and -=, Assembly inc, dec, add, and sub, and Erlang a new name for every new value. Lesson 2.6a turns to text itself: inspecting, comparing, and changing strings.</w:t>
+        <w:t>Every language repeats work the same way: test a condition, run the block, move toward the end, and test again. Assembly shows the machinery underneath, a jump back to the top; Rust walks collections and ranges directly; Erlang repeats by calling a function with new values; and Solidity loops exactly as C does, with gas as a hard limit. Stopping early, skipping a pass, and running at least once follow the same split: Rust and Solidity write break and continue, Assembly jumps, and Erlang simply chooses wheth</w:t>
+      </w:r>
+      <w:r>
+        <w:t>er and how to call again. Stepping follows the same split: Solidity has ++, --, +=, and -=, Rust only += and -=, Assembly inc, dec, add, and sub, and Erlang a new name for every new value. Lesson 2.6a turns to text itself: inspecting, comparing, and changing strings.</w:t>
       </w:r>
     </w:p>
     <w:sectPr>
@@ -22612,31 +22637,31 @@
       </w:rPr>
     </w:lvl>
   </w:abstractNum>
-  <w:num w:numId="1" w16cid:durableId="1663853728">
+  <w:num w:numId="1" w16cid:durableId="1784764760">
     <w:abstractNumId w:val="8"/>
   </w:num>
-  <w:num w:numId="2" w16cid:durableId="2069524809">
+  <w:num w:numId="2" w16cid:durableId="1783302529">
     <w:abstractNumId w:val="6"/>
   </w:num>
-  <w:num w:numId="3" w16cid:durableId="112670878">
+  <w:num w:numId="3" w16cid:durableId="201406145">
     <w:abstractNumId w:val="5"/>
   </w:num>
-  <w:num w:numId="4" w16cid:durableId="1239559333">
+  <w:num w:numId="4" w16cid:durableId="371655553">
     <w:abstractNumId w:val="4"/>
   </w:num>
-  <w:num w:numId="5" w16cid:durableId="2044548560">
+  <w:num w:numId="5" w16cid:durableId="447890574">
     <w:abstractNumId w:val="7"/>
   </w:num>
-  <w:num w:numId="6" w16cid:durableId="1941990161">
+  <w:num w:numId="6" w16cid:durableId="140772426">
     <w:abstractNumId w:val="3"/>
   </w:num>
-  <w:num w:numId="7" w16cid:durableId="238364303">
+  <w:num w:numId="7" w16cid:durableId="1865514077">
     <w:abstractNumId w:val="2"/>
   </w:num>
-  <w:num w:numId="8" w16cid:durableId="1360355551">
+  <w:num w:numId="8" w16cid:durableId="1591964395">
     <w:abstractNumId w:val="1"/>
   </w:num>
-  <w:num w:numId="9" w16cid:durableId="369843058">
+  <w:num w:numId="9" w16cid:durableId="1368337268">
     <w:abstractNumId w:val="0"/>
   </w:num>
 </w:numbering>
